--- a/RFC.docx
+++ b/RFC.docx
@@ -16,6 +16,7 @@
           <w:rFonts w:ascii="Arial" w:hAnsi="Arial" w:cs="Arial"/>
           <w:b/>
           <w:bCs/>
+          <w:noProof/>
           <w:sz w:val="40"/>
           <w:szCs w:val="40"/>
         </w:rPr>
@@ -95,7 +96,27 @@
           <w:sz w:val="40"/>
           <w:szCs w:val="40"/>
         </w:rPr>
-        <w:t>RFC   -   VIAJA +</w:t>
+        <w:t>RFC</w:t>
+      </w:r>
+      <w:r>
+        <w:rPr>
+          <w:rFonts w:ascii="Arial" w:hAnsi="Arial" w:cs="Arial"/>
+          <w:b/>
+          <w:bCs/>
+          <w:sz w:val="40"/>
+          <w:szCs w:val="40"/>
+        </w:rPr>
+        <w:t xml:space="preserve"> -</w:t>
+      </w:r>
+      <w:r>
+        <w:rPr>
+          <w:rFonts w:ascii="Arial" w:hAnsi="Arial" w:cs="Arial"/>
+          <w:b/>
+          <w:bCs/>
+          <w:sz w:val="40"/>
+          <w:szCs w:val="40"/>
+        </w:rPr>
+        <w:t>-   VIAJA +</w:t>
       </w:r>
     </w:p>
     <w:p>
@@ -151,15 +172,7 @@
           <w:b/>
           <w:bCs/>
         </w:rPr>
-        <w:t>Projeto</w:t>
-      </w:r>
-      <w:r>
-        <w:rPr>
-          <w:rFonts w:ascii="Arial" w:hAnsi="Arial" w:cs="Arial"/>
-          <w:b/>
-          <w:bCs/>
-        </w:rPr>
-        <w:t>: Central de Roteiros Personalizados</w:t>
+        <w:t>Projeto: Central de Roteiros Personalizados</w:t>
       </w:r>
     </w:p>
     <w:p>
@@ -197,16 +210,14 @@
         </w:rPr>
         <w:t xml:space="preserve">Sandro Marcos Machiniski - </w:t>
       </w:r>
-      <w:proofErr w:type="gramStart"/>
-      <w:r>
-        <w:rPr>
-          <w:rFonts w:ascii="Arial" w:hAnsi="Arial" w:cs="Arial"/>
-          <w:b/>
-          <w:bCs/>
-        </w:rPr>
-        <w:t>Abril</w:t>
-      </w:r>
-      <w:proofErr w:type="gramEnd"/>
+      <w:r>
+        <w:rPr>
+          <w:rFonts w:ascii="Arial" w:hAnsi="Arial" w:cs="Arial"/>
+          <w:b/>
+          <w:bCs/>
+        </w:rPr>
+        <w:t>abril</w:t>
+      </w:r>
       <w:r>
         <w:rPr>
           <w:rFonts w:ascii="Arial" w:hAnsi="Arial" w:cs="Arial"/>
@@ -214,6 +225,51 @@
           <w:bCs/>
         </w:rPr>
         <w:t xml:space="preserve"> de 2026</w:t>
+      </w:r>
+    </w:p>
+    <w:p>
+      <w:pPr>
+        <w:jc w:val="center"/>
+        <w:rPr>
+          <w:rFonts w:ascii="Arial" w:hAnsi="Arial" w:cs="Arial"/>
+          <w:b/>
+          <w:bCs/>
+        </w:rPr>
+      </w:pPr>
+    </w:p>
+    <w:p>
+      <w:pPr>
+        <w:jc w:val="center"/>
+        <w:rPr>
+          <w:rFonts w:ascii="Arial" w:hAnsi="Arial" w:cs="Arial"/>
+          <w:b/>
+          <w:bCs/>
+        </w:rPr>
+      </w:pPr>
+      <w:r>
+        <w:rPr>
+          <w:rFonts w:ascii="Arial" w:hAnsi="Arial" w:cs="Arial"/>
+          <w:b/>
+          <w:bCs/>
+        </w:rPr>
+        <w:t>Link do Git</w:t>
+      </w:r>
+      <w:r>
+        <w:rPr>
+          <w:rFonts w:ascii="Arial" w:hAnsi="Arial" w:cs="Arial"/>
+          <w:b/>
+          <w:bCs/>
+        </w:rPr>
+        <w:t xml:space="preserve">Hub: </w:t>
+      </w:r>
+      <w:r>
+        <w:rPr>
+          <w:rFonts w:ascii="Arial" w:hAnsi="Arial" w:cs="Arial"/>
+          <w:b/>
+          <w:bCs/>
+          <w:color w:val="0070C0"/>
+        </w:rPr>
+        <w:t>https://github.com/SandroMachiniski-SE/Viaje-Mais.git</w:t>
       </w:r>
     </w:p>
     <w:p>
@@ -387,15 +443,7 @@
           <w:b/>
           <w:bCs/>
         </w:rPr>
-        <w:t xml:space="preserve">3 Objetivos     </w:t>
-      </w:r>
-      <w:r>
-        <w:rPr>
-          <w:rFonts w:ascii="Arial" w:hAnsi="Arial" w:cs="Arial"/>
-          <w:b/>
-          <w:bCs/>
-        </w:rPr>
-        <w:t xml:space="preserve">              </w:t>
+        <w:t xml:space="preserve">3 Objetivos                   </w:t>
       </w:r>
       <w:r>
         <w:rPr>
@@ -444,31 +492,7 @@
           <w:b/>
           <w:bCs/>
         </w:rPr>
-        <w:t>4</w:t>
-      </w:r>
-      <w:r>
-        <w:rPr>
-          <w:rFonts w:ascii="Arial" w:hAnsi="Arial" w:cs="Arial"/>
-          <w:b/>
-          <w:bCs/>
-        </w:rPr>
-        <w:t xml:space="preserve"> </w:t>
-      </w:r>
-      <w:r>
-        <w:rPr>
-          <w:rFonts w:ascii="Arial" w:hAnsi="Arial" w:cs="Arial"/>
-          <w:b/>
-          <w:bCs/>
-        </w:rPr>
-        <w:t>Público-Alvo</w:t>
-      </w:r>
-      <w:r>
-        <w:rPr>
-          <w:rFonts w:ascii="Arial" w:hAnsi="Arial" w:cs="Arial"/>
-          <w:b/>
-          <w:bCs/>
-        </w:rPr>
-        <w:t xml:space="preserve"> </w:t>
+        <w:t xml:space="preserve">4 Público-Alvo </w:t>
       </w:r>
       <w:r>
         <w:rPr>
@@ -550,31 +574,7 @@
           <w:b/>
           <w:bCs/>
         </w:rPr>
-        <w:t>5</w:t>
-      </w:r>
-      <w:r>
-        <w:rPr>
-          <w:rFonts w:ascii="Arial" w:hAnsi="Arial" w:cs="Arial"/>
-          <w:b/>
-          <w:bCs/>
-        </w:rPr>
-        <w:t xml:space="preserve"> </w:t>
-      </w:r>
-      <w:r>
-        <w:rPr>
-          <w:rFonts w:ascii="Arial" w:hAnsi="Arial" w:cs="Arial"/>
-          <w:b/>
-          <w:bCs/>
-        </w:rPr>
-        <w:t xml:space="preserve">Propósta de Solução     </w:t>
-      </w:r>
-      <w:r>
-        <w:rPr>
-          <w:rFonts w:ascii="Arial" w:hAnsi="Arial" w:cs="Arial"/>
-          <w:b/>
-          <w:bCs/>
-        </w:rPr>
-        <w:t xml:space="preserve">     </w:t>
+        <w:t xml:space="preserve">5 Propósta de Solução          </w:t>
       </w:r>
       <w:r>
         <w:rPr>
@@ -683,7 +683,6 @@
           <w:sz w:val="32"/>
           <w:szCs w:val="32"/>
         </w:rPr>
-        <w:lastRenderedPageBreak/>
         <w:t>Identificação</w:t>
       </w:r>
     </w:p>
@@ -728,13 +727,7 @@
         <w:rPr>
           <w:rFonts w:ascii="Arial" w:hAnsi="Arial" w:cs="Arial"/>
         </w:rPr>
-        <w:t xml:space="preserve"> </w:t>
-      </w:r>
-      <w:r>
-        <w:rPr>
-          <w:rFonts w:ascii="Arial" w:hAnsi="Arial" w:cs="Arial"/>
-        </w:rPr>
-        <w:t>Plataforma Social de Turismo Inteligente</w:t>
+        <w:t xml:space="preserve"> Plataforma Social de Turismo Inteligente</w:t>
       </w:r>
     </w:p>
     <w:p>
@@ -964,14 +957,14 @@
         <w:rPr>
           <w:rFonts w:ascii="Arial" w:hAnsi="Arial" w:cs="Arial"/>
         </w:rPr>
-        <w:t xml:space="preserve">A oferta de informações turísticas encontra-se fragmentada em múltiplas fontes (sites institucionais, blogs, redes sociais, plataformas de reservas e guias locais), o que dificulta o planejamento eficiente de viagens por parte dos usuários e reduz a visibilidade de atrativos e serviços de menor porte. Essa dispersão gera inconsistências nos dados (horários, preços, condições de </w:t>
+        <w:t xml:space="preserve">A oferta de informações turísticas encontra-se fragmentada em múltiplas fontes (sites institucionais, blogs, redes sociais, plataformas de reservas e </w:t>
       </w:r>
       <w:r>
         <w:rPr>
           <w:rFonts w:ascii="Arial" w:hAnsi="Arial" w:cs="Arial"/>
         </w:rPr>
         <w:lastRenderedPageBreak/>
-        <w:t>acessibilidade), aumento do tempo despendido na pesquisa e perda de oportunidades econômicas para negócios locais. Além disso, as recomendações disponíveis em muitas plataformas não consideram de forma adequada as preferências individuais e o contexto social do viajante, resultando em roteiros genéricos que nem sempre correspondem às expectativas ou necessidades (por exemplo, acessibilidade, orçamento, interesses culturais).</w:t>
+        <w:t>guias locais), o que dificulta o planejamento eficiente de viagens por parte dos usuários e reduz a visibilidade de atrativos e serviços de menor porte. Essa dispersão gera inconsistências nos dados (horários, preços, condições de acessibilidade), aumento do tempo despendido na pesquisa e perda de oportunidades econômicas para negócios locais. Além disso, as recomendações disponíveis em muitas plataformas não consideram de forma adequada as preferências individuais e o contexto social do viajante, resultando em roteiros genéricos que nem sempre correspondem às expectativas ou necessidades (por exemplo, acessibilidade, orçamento, interesses culturais).</w:t>
       </w:r>
     </w:p>
     <w:p>
@@ -1241,6 +1234,7 @@
           <w:b/>
           <w:bCs/>
         </w:rPr>
+        <w:lastRenderedPageBreak/>
         <w:tab/>
       </w:r>
       <w:r>
@@ -1293,7 +1287,6 @@
           <w:b/>
           <w:bCs/>
         </w:rPr>
-        <w:lastRenderedPageBreak/>
         <w:tab/>
       </w:r>
       <w:r>
@@ -1438,7 +1431,7 @@
           </mc:Choice>
           <mc:Fallback>
             <w:pict>
-              <v:line w14:anchorId="76AA60C1" id="Conector reto 1" o:spid="_x0000_s1026" style="position:absolute;flip:y;z-index:251659264;visibility:visible;mso-wrap-style:square;mso-wrap-distance-left:9pt;mso-wrap-distance-top:0;mso-wrap-distance-right:9pt;mso-wrap-distance-bottom:0;mso-position-horizontal:absolute;mso-position-horizontal-relative:text;mso-position-vertical:absolute;mso-position-vertical-relative:text" from="2.55pt,111.3pt" to="434.55pt,114.3pt" o:gfxdata="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" strokecolor="#156082 [3204]" strokeweight=".5pt">
+              <v:line w14:anchorId="50ABD4E2" id="Conector reto 1" o:spid="_x0000_s1026" style="position:absolute;flip:y;z-index:251659264;visibility:visible;mso-wrap-style:square;mso-wrap-distance-left:9pt;mso-wrap-distance-top:0;mso-wrap-distance-right:9pt;mso-wrap-distance-bottom:0;mso-position-horizontal:absolute;mso-position-horizontal-relative:text;mso-position-vertical:absolute;mso-position-vertical-relative:text" from="2.55pt,111.3pt" to="434.55pt,114.3pt" o:gfxdata="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" strokecolor="#156082 [3204]" strokeweight=".5pt">
                 <v:stroke joinstyle="miter"/>
               </v:line>
             </w:pict>
@@ -1450,6 +1443,7 @@
           <w:rFonts w:ascii="Arial" w:hAnsi="Arial" w:cs="Arial"/>
           <w:b/>
           <w:bCs/>
+          <w:noProof/>
         </w:rPr>
         <w:drawing>
           <wp:inline distT="0" distB="0" distL="0" distR="0" wp14:anchorId="25A8883C" wp14:editId="4003D8A0">
@@ -1540,6 +1534,7 @@
           <w:rFonts w:ascii="Arial" w:hAnsi="Arial" w:cs="Arial"/>
           <w:b/>
           <w:bCs/>
+          <w:noProof/>
         </w:rPr>
         <w:drawing>
           <wp:inline distT="0" distB="0" distL="0" distR="0" wp14:anchorId="27911635" wp14:editId="301EF761">
@@ -1639,6 +1634,7 @@
           <w:rFonts w:ascii="Arial" w:hAnsi="Arial" w:cs="Arial"/>
           <w:b/>
           <w:bCs/>
+          <w:noProof/>
         </w:rPr>
         <w:lastRenderedPageBreak/>
         <w:drawing>
@@ -1775,6 +1771,7 @@
           <w:rFonts w:ascii="Arial" w:hAnsi="Arial" w:cs="Arial"/>
           <w:b/>
           <w:bCs/>
+          <w:noProof/>
         </w:rPr>
         <w:drawing>
           <wp:inline distT="0" distB="0" distL="0" distR="0" wp14:anchorId="266B7886" wp14:editId="258D7BA7">
@@ -1888,6 +1885,31 @@
           <w:rFonts w:ascii="Arial" w:hAnsi="Arial" w:cs="Arial"/>
           <w:b/>
           <w:bCs/>
+        </w:rPr>
+      </w:pPr>
+      <w:r>
+        <w:rPr>
+          <w:rFonts w:ascii="Arial" w:hAnsi="Arial" w:cs="Arial"/>
+          <w:b/>
+          <w:bCs/>
+        </w:rPr>
+        <w:t xml:space="preserve">3.3 </w:t>
+      </w:r>
+      <w:r>
+        <w:rPr>
+          <w:rFonts w:ascii="Arial" w:hAnsi="Arial" w:cs="Arial"/>
+          <w:b/>
+          <w:bCs/>
+        </w:rPr>
+        <w:t>Pesquisa com Usuários</w:t>
+      </w:r>
+    </w:p>
+    <w:p>
+      <w:pPr>
+        <w:rPr>
+          <w:rFonts w:ascii="Arial" w:hAnsi="Arial" w:cs="Arial"/>
+          <w:b/>
+          <w:bCs/>
           <w:highlight w:val="red"/>
         </w:rPr>
       </w:pPr>
@@ -1898,6 +1920,60 @@
           <w:rFonts w:ascii="Arial" w:hAnsi="Arial" w:cs="Arial"/>
           <w:b/>
           <w:bCs/>
+        </w:rPr>
+      </w:pPr>
+      <w:r>
+        <w:rPr>
+          <w:rFonts w:ascii="Arial" w:hAnsi="Arial" w:cs="Arial"/>
+          <w:b/>
+          <w:bCs/>
+        </w:rPr>
+        <w:t xml:space="preserve">- </w:t>
+      </w:r>
+      <w:proofErr w:type="gramStart"/>
+      <w:r>
+        <w:rPr>
+          <w:rFonts w:ascii="Arial" w:hAnsi="Arial" w:cs="Arial"/>
+          <w:b/>
+          <w:bCs/>
+        </w:rPr>
+        <w:t>entrevistas</w:t>
+      </w:r>
+      <w:proofErr w:type="gramEnd"/>
+    </w:p>
+    <w:p>
+      <w:pPr>
+        <w:rPr>
+          <w:rFonts w:ascii="Arial" w:hAnsi="Arial" w:cs="Arial"/>
+          <w:b/>
+          <w:bCs/>
+        </w:rPr>
+      </w:pPr>
+      <w:r>
+        <w:rPr>
+          <w:rFonts w:ascii="Arial" w:hAnsi="Arial" w:cs="Arial"/>
+          <w:b/>
+          <w:bCs/>
+        </w:rPr>
+        <w:t xml:space="preserve">- </w:t>
+      </w:r>
+      <w:proofErr w:type="gramStart"/>
+      <w:r>
+        <w:rPr>
+          <w:rFonts w:ascii="Arial" w:hAnsi="Arial" w:cs="Arial"/>
+          <w:b/>
+          <w:bCs/>
+        </w:rPr>
+        <w:t>questionários</w:t>
+      </w:r>
+      <w:proofErr w:type="gramEnd"/>
+    </w:p>
+    <w:p>
+      <w:pPr>
+        <w:rPr>
+          <w:rFonts w:ascii="Arial" w:hAnsi="Arial" w:cs="Arial"/>
+          <w:b/>
+          <w:bCs/>
           <w:highlight w:val="red"/>
         </w:rPr>
       </w:pPr>
@@ -1911,15 +1987,16 @@
           <w:highlight w:val="red"/>
         </w:rPr>
       </w:pPr>
-      <w:r>
+    </w:p>
+    <w:p>
+      <w:pPr>
         <w:rPr>
           <w:rFonts w:ascii="Arial" w:hAnsi="Arial" w:cs="Arial"/>
           <w:b/>
           <w:bCs/>
           <w:highlight w:val="red"/>
         </w:rPr>
-        <w:t>### Pesquisa com Usuários</w:t>
-      </w:r>
+      </w:pPr>
     </w:p>
     <w:p>
       <w:pPr>
@@ -1940,25 +2017,26 @@
           <w:highlight w:val="red"/>
         </w:rPr>
       </w:pPr>
-      <w:r>
+    </w:p>
+    <w:p>
+      <w:pPr>
         <w:rPr>
           <w:rFonts w:ascii="Arial" w:hAnsi="Arial" w:cs="Arial"/>
           <w:b/>
           <w:bCs/>
           <w:highlight w:val="red"/>
         </w:rPr>
-        <w:t>Pode incluir:</w:t>
-      </w:r>
-    </w:p>
-    <w:p>
-      <w:pPr>
+      </w:pPr>
+      <w:r>
         <w:rPr>
           <w:rFonts w:ascii="Arial" w:hAnsi="Arial" w:cs="Arial"/>
           <w:b/>
           <w:bCs/>
           <w:highlight w:val="red"/>
         </w:rPr>
-      </w:pPr>
+        <w:lastRenderedPageBreak/>
+        <w:t>Inclua:</w:t>
+      </w:r>
     </w:p>
     <w:p>
       <w:pPr>
@@ -1969,13 +2047,23 @@
           <w:highlight w:val="red"/>
         </w:rPr>
       </w:pPr>
-      <w:r>
+    </w:p>
+    <w:p>
+      <w:pPr>
         <w:rPr>
           <w:rFonts w:ascii="Arial" w:hAnsi="Arial" w:cs="Arial"/>
           <w:b/>
           <w:bCs/>
           <w:highlight w:val="red"/>
         </w:rPr>
+      </w:pPr>
+      <w:r>
+        <w:rPr>
+          <w:rFonts w:ascii="Arial" w:hAnsi="Arial" w:cs="Arial"/>
+          <w:b/>
+          <w:bCs/>
+          <w:highlight w:val="red"/>
+        </w:rPr>
         <w:t xml:space="preserve">- </w:t>
       </w:r>
       <w:proofErr w:type="gramStart"/>
@@ -1986,26 +2074,35 @@
           <w:bCs/>
           <w:highlight w:val="red"/>
         </w:rPr>
-        <w:t>entrevistas</w:t>
+        <w:t>número</w:t>
       </w:r>
       <w:proofErr w:type="gramEnd"/>
-    </w:p>
-    <w:p>
-      <w:pPr>
+      <w:r>
         <w:rPr>
           <w:rFonts w:ascii="Arial" w:hAnsi="Arial" w:cs="Arial"/>
           <w:b/>
           <w:bCs/>
           <w:highlight w:val="red"/>
         </w:rPr>
-      </w:pPr>
-      <w:r>
+        <w:t xml:space="preserve"> de pessoas entrevistadas</w:t>
+      </w:r>
+    </w:p>
+    <w:p>
+      <w:pPr>
         <w:rPr>
           <w:rFonts w:ascii="Arial" w:hAnsi="Arial" w:cs="Arial"/>
           <w:b/>
           <w:bCs/>
           <w:highlight w:val="red"/>
         </w:rPr>
+      </w:pPr>
+      <w:r>
+        <w:rPr>
+          <w:rFonts w:ascii="Arial" w:hAnsi="Arial" w:cs="Arial"/>
+          <w:b/>
+          <w:bCs/>
+          <w:highlight w:val="red"/>
+        </w:rPr>
         <w:t xml:space="preserve">- </w:t>
       </w:r>
       <w:proofErr w:type="gramStart"/>
@@ -2016,26 +2113,35 @@
           <w:bCs/>
           <w:highlight w:val="red"/>
         </w:rPr>
-        <w:t>questionários</w:t>
+        <w:t>principais</w:t>
       </w:r>
       <w:proofErr w:type="gramEnd"/>
-    </w:p>
-    <w:p>
-      <w:pPr>
+      <w:r>
         <w:rPr>
           <w:rFonts w:ascii="Arial" w:hAnsi="Arial" w:cs="Arial"/>
           <w:b/>
           <w:bCs/>
           <w:highlight w:val="red"/>
         </w:rPr>
-      </w:pPr>
-      <w:r>
+        <w:t xml:space="preserve"> dores identificadas</w:t>
+      </w:r>
+    </w:p>
+    <w:p>
+      <w:pPr>
         <w:rPr>
           <w:rFonts w:ascii="Arial" w:hAnsi="Arial" w:cs="Arial"/>
           <w:b/>
           <w:bCs/>
           <w:highlight w:val="red"/>
         </w:rPr>
+      </w:pPr>
+      <w:r>
+        <w:rPr>
+          <w:rFonts w:ascii="Arial" w:hAnsi="Arial" w:cs="Arial"/>
+          <w:b/>
+          <w:bCs/>
+          <w:highlight w:val="red"/>
+        </w:rPr>
         <w:t xml:space="preserve">- </w:t>
       </w:r>
       <w:proofErr w:type="gramStart"/>
@@ -2046,7 +2152,7 @@
           <w:bCs/>
           <w:highlight w:val="red"/>
         </w:rPr>
-        <w:t>observação</w:t>
+        <w:t>padrões</w:t>
       </w:r>
       <w:proofErr w:type="gramEnd"/>
       <w:r>
@@ -2056,7 +2162,7 @@
           <w:bCs/>
           <w:highlight w:val="red"/>
         </w:rPr>
-        <w:t xml:space="preserve"> de processos</w:t>
+        <w:t xml:space="preserve"> observados</w:t>
       </w:r>
     </w:p>
     <w:p>
@@ -2085,7 +2191,7 @@
           <w:bCs/>
           <w:highlight w:val="red"/>
         </w:rPr>
-        <w:t>Inclua:</w:t>
+        <w:t>Adicione **tabelas, gráficos ou prints**.</w:t>
       </w:r>
     </w:p>
     <w:p>
@@ -2114,6 +2220,93 @@
           <w:bCs/>
           <w:highlight w:val="red"/>
         </w:rPr>
+        <w:t>---</w:t>
+      </w:r>
+    </w:p>
+    <w:p>
+      <w:pPr>
+        <w:rPr>
+          <w:rFonts w:ascii="Arial" w:hAnsi="Arial" w:cs="Arial"/>
+          <w:b/>
+          <w:bCs/>
+          <w:highlight w:val="red"/>
+        </w:rPr>
+      </w:pPr>
+    </w:p>
+    <w:p>
+      <w:pPr>
+        <w:rPr>
+          <w:rFonts w:ascii="Arial" w:hAnsi="Arial" w:cs="Arial"/>
+          <w:b/>
+          <w:bCs/>
+          <w:highlight w:val="red"/>
+        </w:rPr>
+      </w:pPr>
+      <w:r>
+        <w:rPr>
+          <w:rFonts w:ascii="Arial" w:hAnsi="Arial" w:cs="Arial"/>
+          <w:b/>
+          <w:bCs/>
+          <w:highlight w:val="red"/>
+        </w:rPr>
+        <w:t>### Evidência de Interesse</w:t>
+      </w:r>
+    </w:p>
+    <w:p>
+      <w:pPr>
+        <w:rPr>
+          <w:rFonts w:ascii="Arial" w:hAnsi="Arial" w:cs="Arial"/>
+          <w:b/>
+          <w:bCs/>
+          <w:highlight w:val="red"/>
+        </w:rPr>
+      </w:pPr>
+    </w:p>
+    <w:p>
+      <w:pPr>
+        <w:rPr>
+          <w:rFonts w:ascii="Arial" w:hAnsi="Arial" w:cs="Arial"/>
+          <w:b/>
+          <w:bCs/>
+          <w:highlight w:val="red"/>
+        </w:rPr>
+      </w:pPr>
+      <w:r>
+        <w:rPr>
+          <w:rFonts w:ascii="Arial" w:hAnsi="Arial" w:cs="Arial"/>
+          <w:b/>
+          <w:bCs/>
+          <w:highlight w:val="red"/>
+        </w:rPr>
+        <w:t>Podem ser incluídos:</w:t>
+      </w:r>
+    </w:p>
+    <w:p>
+      <w:pPr>
+        <w:rPr>
+          <w:rFonts w:ascii="Arial" w:hAnsi="Arial" w:cs="Arial"/>
+          <w:b/>
+          <w:bCs/>
+          <w:highlight w:val="red"/>
+        </w:rPr>
+      </w:pPr>
+    </w:p>
+    <w:p>
+      <w:pPr>
+        <w:rPr>
+          <w:rFonts w:ascii="Arial" w:hAnsi="Arial" w:cs="Arial"/>
+          <w:b/>
+          <w:bCs/>
+          <w:highlight w:val="red"/>
+        </w:rPr>
+      </w:pPr>
+      <w:r>
+        <w:rPr>
+          <w:rFonts w:ascii="Arial" w:hAnsi="Arial" w:cs="Arial"/>
+          <w:b/>
+          <w:bCs/>
+          <w:highlight w:val="red"/>
+        </w:rPr>
         <w:t xml:space="preserve">- </w:t>
       </w:r>
       <w:proofErr w:type="gramStart"/>
@@ -2124,7 +2317,7 @@
           <w:bCs/>
           <w:highlight w:val="red"/>
         </w:rPr>
-        <w:t>número</w:t>
+        <w:t>cartas</w:t>
       </w:r>
       <w:proofErr w:type="gramEnd"/>
       <w:r>
@@ -2134,7 +2327,7 @@
           <w:bCs/>
           <w:highlight w:val="red"/>
         </w:rPr>
-        <w:t xml:space="preserve"> de pessoas entrevistadas</w:t>
+        <w:t xml:space="preserve"> de intenção</w:t>
       </w:r>
     </w:p>
     <w:p>
@@ -2163,7 +2356,7 @@
           <w:bCs/>
           <w:highlight w:val="red"/>
         </w:rPr>
-        <w:t>principais</w:t>
+        <w:t>feedback</w:t>
       </w:r>
       <w:proofErr w:type="gramEnd"/>
       <w:r>
@@ -2173,7 +2366,7 @@
           <w:bCs/>
           <w:highlight w:val="red"/>
         </w:rPr>
-        <w:t xml:space="preserve"> dores identificadas</w:t>
+        <w:t xml:space="preserve"> de usuários</w:t>
       </w:r>
     </w:p>
     <w:p>
@@ -2202,7 +2395,7 @@
           <w:bCs/>
           <w:highlight w:val="red"/>
         </w:rPr>
-        <w:t>padrões</w:t>
+        <w:t>comentários</w:t>
       </w:r>
       <w:proofErr w:type="gramEnd"/>
       <w:r>
@@ -2212,7 +2405,7 @@
           <w:bCs/>
           <w:highlight w:val="red"/>
         </w:rPr>
-        <w:t xml:space="preserve"> observados</w:t>
+        <w:t xml:space="preserve"> de comunidades</w:t>
       </w:r>
     </w:p>
     <w:p>
@@ -2224,16 +2417,16 @@
           <w:highlight w:val="red"/>
         </w:rPr>
       </w:pPr>
-    </w:p>
-    <w:p>
-      <w:pPr>
+      <w:r>
         <w:rPr>
           <w:rFonts w:ascii="Arial" w:hAnsi="Arial" w:cs="Arial"/>
           <w:b/>
           <w:bCs/>
           <w:highlight w:val="red"/>
         </w:rPr>
-      </w:pPr>
+        <w:t xml:space="preserve">- </w:t>
+      </w:r>
+      <w:proofErr w:type="gramStart"/>
       <w:r>
         <w:rPr>
           <w:rFonts w:ascii="Arial" w:hAnsi="Arial" w:cs="Arial"/>
@@ -2241,18 +2434,18 @@
           <w:bCs/>
           <w:highlight w:val="red"/>
         </w:rPr>
-        <w:t>Adicione **tabelas, gráficos ou prints**.</w:t>
-      </w:r>
-    </w:p>
-    <w:p>
-      <w:pPr>
+        <w:t>resultados</w:t>
+      </w:r>
+      <w:proofErr w:type="gramEnd"/>
+      <w:r>
         <w:rPr>
           <w:rFonts w:ascii="Arial" w:hAnsi="Arial" w:cs="Arial"/>
           <w:b/>
           <w:bCs/>
           <w:highlight w:val="red"/>
         </w:rPr>
-      </w:pPr>
+        <w:t xml:space="preserve"> de formulários</w:t>
+      </w:r>
     </w:p>
     <w:p>
       <w:pPr>
@@ -2263,13 +2456,23 @@
           <w:highlight w:val="red"/>
         </w:rPr>
       </w:pPr>
-      <w:r>
+    </w:p>
+    <w:p>
+      <w:pPr>
         <w:rPr>
           <w:rFonts w:ascii="Arial" w:hAnsi="Arial" w:cs="Arial"/>
           <w:b/>
           <w:bCs/>
           <w:highlight w:val="red"/>
         </w:rPr>
+      </w:pPr>
+      <w:r>
+        <w:rPr>
+          <w:rFonts w:ascii="Arial" w:hAnsi="Arial" w:cs="Arial"/>
+          <w:b/>
+          <w:bCs/>
+          <w:highlight w:val="red"/>
+        </w:rPr>
         <w:t>---</w:t>
       </w:r>
     </w:p>
@@ -2289,17 +2492,87 @@
           <w:rFonts w:ascii="Arial" w:hAnsi="Arial" w:cs="Arial"/>
           <w:b/>
           <w:bCs/>
+        </w:rPr>
+      </w:pPr>
+      <w:r>
+        <w:rPr>
+          <w:rFonts w:ascii="Arial" w:hAnsi="Arial" w:cs="Arial"/>
+          <w:b/>
+          <w:bCs/>
+        </w:rPr>
+        <w:t>3</w:t>
+      </w:r>
+      <w:r>
+        <w:rPr>
+          <w:rFonts w:ascii="Arial" w:hAnsi="Arial" w:cs="Arial"/>
+          <w:b/>
+          <w:bCs/>
+        </w:rPr>
+        <w:t>.3 Análise de Soluções Existentes (Benchmark)</w:t>
+      </w:r>
+    </w:p>
+    <w:p>
+      <w:pPr>
+        <w:rPr>
+          <w:rFonts w:ascii="Arial" w:hAnsi="Arial" w:cs="Arial"/>
+          <w:b/>
+          <w:bCs/>
           <w:highlight w:val="red"/>
         </w:rPr>
       </w:pPr>
-      <w:r>
+    </w:p>
+    <w:p>
+      <w:pPr>
         <w:rPr>
           <w:rFonts w:ascii="Arial" w:hAnsi="Arial" w:cs="Arial"/>
           <w:b/>
           <w:bCs/>
           <w:highlight w:val="red"/>
         </w:rPr>
-        <w:t>### Evidência de Interesse</w:t>
+      </w:pPr>
+      <w:r>
+        <w:rPr>
+          <w:rFonts w:ascii="Arial" w:hAnsi="Arial" w:cs="Arial"/>
+          <w:b/>
+          <w:bCs/>
+          <w:noProof/>
+        </w:rPr>
+        <w:lastRenderedPageBreak/>
+        <w:drawing>
+          <wp:inline distT="0" distB="0" distL="0" distR="0" wp14:anchorId="21849783" wp14:editId="504A441C">
+            <wp:extent cx="5400040" cy="3855720"/>
+            <wp:effectExtent l="0" t="0" r="0" b="0"/>
+            <wp:docPr id="472091569" name="Imagem 1"/>
+            <wp:cNvGraphicFramePr>
+              <a:graphicFrameLocks xmlns:a="http://schemas.openxmlformats.org/drawingml/2006/main" noChangeAspect="1"/>
+            </wp:cNvGraphicFramePr>
+            <a:graphic xmlns:a="http://schemas.openxmlformats.org/drawingml/2006/main">
+              <a:graphicData uri="http://schemas.openxmlformats.org/drawingml/2006/picture">
+                <pic:pic xmlns:pic="http://schemas.openxmlformats.org/drawingml/2006/picture">
+                  <pic:nvPicPr>
+                    <pic:cNvPr id="472091569" name=""/>
+                    <pic:cNvPicPr/>
+                  </pic:nvPicPr>
+                  <pic:blipFill>
+                    <a:blip r:embed="rId10"/>
+                    <a:stretch>
+                      <a:fillRect/>
+                    </a:stretch>
+                  </pic:blipFill>
+                  <pic:spPr>
+                    <a:xfrm>
+                      <a:off x="0" y="0"/>
+                      <a:ext cx="5400040" cy="3855720"/>
+                    </a:xfrm>
+                    <a:prstGeom prst="rect">
+                      <a:avLst/>
+                    </a:prstGeom>
+                  </pic:spPr>
+                </pic:pic>
+              </a:graphicData>
+            </a:graphic>
+          </wp:inline>
+        </w:drawing>
       </w:r>
     </w:p>
     <w:p>
@@ -2321,14 +2594,58 @@
           <w:highlight w:val="red"/>
         </w:rPr>
       </w:pPr>
-      <w:r>
+    </w:p>
+    <w:p>
+      <w:pPr>
         <w:rPr>
           <w:rFonts w:ascii="Arial" w:hAnsi="Arial" w:cs="Arial"/>
           <w:b/>
           <w:bCs/>
           <w:highlight w:val="red"/>
         </w:rPr>
-        <w:t>Podem ser incluídos:</w:t>
+      </w:pPr>
+      <w:r>
+        <w:rPr>
+          <w:rFonts w:ascii="Arial" w:hAnsi="Arial" w:cs="Arial"/>
+          <w:b/>
+          <w:bCs/>
+          <w:noProof/>
+        </w:rPr>
+        <w:drawing>
+          <wp:inline distT="0" distB="0" distL="0" distR="0" wp14:anchorId="7287BD69" wp14:editId="4A2341B2">
+            <wp:extent cx="5400040" cy="2877185"/>
+            <wp:effectExtent l="0" t="0" r="0" b="0"/>
+            <wp:docPr id="1772438161" name="Imagem 1"/>
+            <wp:cNvGraphicFramePr>
+              <a:graphicFrameLocks xmlns:a="http://schemas.openxmlformats.org/drawingml/2006/main" noChangeAspect="1"/>
+            </wp:cNvGraphicFramePr>
+            <a:graphic xmlns:a="http://schemas.openxmlformats.org/drawingml/2006/main">
+              <a:graphicData uri="http://schemas.openxmlformats.org/drawingml/2006/picture">
+                <pic:pic xmlns:pic="http://schemas.openxmlformats.org/drawingml/2006/picture">
+                  <pic:nvPicPr>
+                    <pic:cNvPr id="1772438161" name=""/>
+                    <pic:cNvPicPr/>
+                  </pic:nvPicPr>
+                  <pic:blipFill>
+                    <a:blip r:embed="rId11"/>
+                    <a:stretch>
+                      <a:fillRect/>
+                    </a:stretch>
+                  </pic:blipFill>
+                  <pic:spPr>
+                    <a:xfrm>
+                      <a:off x="0" y="0"/>
+                      <a:ext cx="5400040" cy="2877185"/>
+                    </a:xfrm>
+                    <a:prstGeom prst="rect">
+                      <a:avLst/>
+                    </a:prstGeom>
+                  </pic:spPr>
+                </pic:pic>
+              </a:graphicData>
+            </a:graphic>
+          </wp:inline>
+        </w:drawing>
       </w:r>
     </w:p>
     <w:p>
@@ -2355,8 +2672,294 @@
           <w:rFonts w:ascii="Arial" w:hAnsi="Arial" w:cs="Arial"/>
           <w:b/>
           <w:bCs/>
+          <w:noProof/>
+        </w:rPr>
+        <w:lastRenderedPageBreak/>
+        <w:drawing>
+          <wp:inline distT="0" distB="0" distL="0" distR="0" wp14:anchorId="7ED2338B" wp14:editId="09BEE256">
+            <wp:extent cx="5400040" cy="3500120"/>
+            <wp:effectExtent l="0" t="0" r="0" b="5080"/>
+            <wp:docPr id="1038939252" name="Imagem 1"/>
+            <wp:cNvGraphicFramePr>
+              <a:graphicFrameLocks xmlns:a="http://schemas.openxmlformats.org/drawingml/2006/main" noChangeAspect="1"/>
+            </wp:cNvGraphicFramePr>
+            <a:graphic xmlns:a="http://schemas.openxmlformats.org/drawingml/2006/main">
+              <a:graphicData uri="http://schemas.openxmlformats.org/drawingml/2006/picture">
+                <pic:pic xmlns:pic="http://schemas.openxmlformats.org/drawingml/2006/picture">
+                  <pic:nvPicPr>
+                    <pic:cNvPr id="1038939252" name=""/>
+                    <pic:cNvPicPr/>
+                  </pic:nvPicPr>
+                  <pic:blipFill>
+                    <a:blip r:embed="rId12"/>
+                    <a:stretch>
+                      <a:fillRect/>
+                    </a:stretch>
+                  </pic:blipFill>
+                  <pic:spPr>
+                    <a:xfrm>
+                      <a:off x="0" y="0"/>
+                      <a:ext cx="5400040" cy="3500120"/>
+                    </a:xfrm>
+                    <a:prstGeom prst="rect">
+                      <a:avLst/>
+                    </a:prstGeom>
+                  </pic:spPr>
+                </pic:pic>
+              </a:graphicData>
+            </a:graphic>
+          </wp:inline>
+        </w:drawing>
+      </w:r>
+    </w:p>
+    <w:p>
+      <w:pPr>
+        <w:rPr>
+          <w:rFonts w:ascii="Arial" w:hAnsi="Arial" w:cs="Arial"/>
+          <w:b/>
+          <w:bCs/>
           <w:highlight w:val="red"/>
         </w:rPr>
+      </w:pPr>
+      <w:r>
+        <w:rPr>
+          <w:rFonts w:ascii="Arial" w:hAnsi="Arial" w:cs="Arial"/>
+          <w:b/>
+          <w:bCs/>
+          <w:highlight w:val="red"/>
+        </w:rPr>
+        <w:t>Investigue **3 a 5 soluções existentes** que tentam resolver o mesmo problema.</w:t>
+      </w:r>
+    </w:p>
+    <w:p>
+      <w:pPr>
+        <w:rPr>
+          <w:rFonts w:ascii="Arial" w:hAnsi="Arial" w:cs="Arial"/>
+          <w:b/>
+          <w:bCs/>
+          <w:highlight w:val="red"/>
+        </w:rPr>
+      </w:pPr>
+    </w:p>
+    <w:p>
+      <w:pPr>
+        <w:rPr>
+          <w:rFonts w:ascii="Arial" w:hAnsi="Arial" w:cs="Arial"/>
+          <w:b/>
+          <w:bCs/>
+          <w:highlight w:val="red"/>
+        </w:rPr>
+      </w:pPr>
+    </w:p>
+    <w:p>
+      <w:pPr>
+        <w:rPr>
+          <w:rFonts w:ascii="Arial" w:hAnsi="Arial" w:cs="Arial"/>
+          <w:b/>
+          <w:bCs/>
+          <w:highlight w:val="red"/>
+        </w:rPr>
+      </w:pPr>
+      <w:r>
+        <w:rPr>
+          <w:rFonts w:ascii="Arial" w:hAnsi="Arial" w:cs="Arial"/>
+          <w:b/>
+          <w:bCs/>
+          <w:highlight w:val="red"/>
+        </w:rPr>
+        <w:t>---</w:t>
+      </w:r>
+    </w:p>
+    <w:p>
+      <w:pPr>
+        <w:rPr>
+          <w:rFonts w:ascii="Arial" w:hAnsi="Arial" w:cs="Arial"/>
+          <w:b/>
+          <w:bCs/>
+          <w:highlight w:val="red"/>
+        </w:rPr>
+      </w:pPr>
+    </w:p>
+    <w:p>
+      <w:pPr>
+        <w:rPr>
+          <w:rFonts w:ascii="Arial" w:hAnsi="Arial" w:cs="Arial"/>
+          <w:b/>
+          <w:bCs/>
+          <w:highlight w:val="red"/>
+        </w:rPr>
+      </w:pPr>
+      <w:r>
+        <w:rPr>
+          <w:rFonts w:ascii="Arial" w:hAnsi="Arial" w:cs="Arial"/>
+          <w:b/>
+          <w:bCs/>
+          <w:highlight w:val="red"/>
+        </w:rPr>
+        <w:t>### Comparação</w:t>
+      </w:r>
+    </w:p>
+    <w:p>
+      <w:pPr>
+        <w:rPr>
+          <w:rFonts w:ascii="Arial" w:hAnsi="Arial" w:cs="Arial"/>
+          <w:b/>
+          <w:bCs/>
+          <w:highlight w:val="red"/>
+        </w:rPr>
+      </w:pPr>
+    </w:p>
+    <w:p>
+      <w:pPr>
+        <w:rPr>
+          <w:rFonts w:ascii="Arial" w:hAnsi="Arial" w:cs="Arial"/>
+          <w:b/>
+          <w:bCs/>
+          <w:highlight w:val="red"/>
+        </w:rPr>
+      </w:pPr>
+      <w:r>
+        <w:rPr>
+          <w:rFonts w:ascii="Arial" w:hAnsi="Arial" w:cs="Arial"/>
+          <w:b/>
+          <w:bCs/>
+          <w:highlight w:val="red"/>
+        </w:rPr>
+        <w:t>| Solução | Pontos Fortes | Limitações |</w:t>
+      </w:r>
+    </w:p>
+    <w:p>
+      <w:pPr>
+        <w:rPr>
+          <w:rFonts w:ascii="Arial" w:hAnsi="Arial" w:cs="Arial"/>
+          <w:b/>
+          <w:bCs/>
+          <w:highlight w:val="red"/>
+        </w:rPr>
+      </w:pPr>
+      <w:r>
+        <w:rPr>
+          <w:rFonts w:ascii="Arial" w:hAnsi="Arial" w:cs="Arial"/>
+          <w:b/>
+          <w:bCs/>
+          <w:highlight w:val="red"/>
+        </w:rPr>
+        <w:t>|---|---|---|</w:t>
+      </w:r>
+    </w:p>
+    <w:p>
+      <w:pPr>
+        <w:rPr>
+          <w:rFonts w:ascii="Arial" w:hAnsi="Arial" w:cs="Arial"/>
+          <w:b/>
+          <w:bCs/>
+          <w:highlight w:val="red"/>
+        </w:rPr>
+      </w:pPr>
+    </w:p>
+    <w:p>
+      <w:pPr>
+        <w:rPr>
+          <w:rFonts w:ascii="Arial" w:hAnsi="Arial" w:cs="Arial"/>
+          <w:b/>
+          <w:bCs/>
+          <w:highlight w:val="red"/>
+        </w:rPr>
+      </w:pPr>
+      <w:r>
+        <w:rPr>
+          <w:rFonts w:ascii="Arial" w:hAnsi="Arial" w:cs="Arial"/>
+          <w:b/>
+          <w:bCs/>
+          <w:highlight w:val="red"/>
+        </w:rPr>
+        <w:t>---</w:t>
+      </w:r>
+    </w:p>
+    <w:p>
+      <w:pPr>
+        <w:rPr>
+          <w:rFonts w:ascii="Arial" w:hAnsi="Arial" w:cs="Arial"/>
+          <w:b/>
+          <w:bCs/>
+          <w:highlight w:val="red"/>
+        </w:rPr>
+      </w:pPr>
+    </w:p>
+    <w:p>
+      <w:pPr>
+        <w:rPr>
+          <w:rFonts w:ascii="Arial" w:hAnsi="Arial" w:cs="Arial"/>
+          <w:b/>
+          <w:bCs/>
+          <w:highlight w:val="red"/>
+        </w:rPr>
+      </w:pPr>
+      <w:r>
+        <w:rPr>
+          <w:rFonts w:ascii="Arial" w:hAnsi="Arial" w:cs="Arial"/>
+          <w:b/>
+          <w:bCs/>
+          <w:highlight w:val="red"/>
+        </w:rPr>
+        <w:t>### Diferencial do Projeto</w:t>
+      </w:r>
+    </w:p>
+    <w:p>
+      <w:pPr>
+        <w:rPr>
+          <w:rFonts w:ascii="Arial" w:hAnsi="Arial" w:cs="Arial"/>
+          <w:b/>
+          <w:bCs/>
+          <w:highlight w:val="red"/>
+        </w:rPr>
+      </w:pPr>
+    </w:p>
+    <w:p>
+      <w:pPr>
+        <w:rPr>
+          <w:rFonts w:ascii="Arial" w:hAnsi="Arial" w:cs="Arial"/>
+          <w:b/>
+          <w:bCs/>
+          <w:highlight w:val="red"/>
+        </w:rPr>
+      </w:pPr>
+      <w:r>
+        <w:rPr>
+          <w:rFonts w:ascii="Arial" w:hAnsi="Arial" w:cs="Arial"/>
+          <w:b/>
+          <w:bCs/>
+          <w:highlight w:val="red"/>
+        </w:rPr>
+        <w:t>Explique claramente:</w:t>
+      </w:r>
+    </w:p>
+    <w:p>
+      <w:pPr>
+        <w:rPr>
+          <w:rFonts w:ascii="Arial" w:hAnsi="Arial" w:cs="Arial"/>
+          <w:b/>
+          <w:bCs/>
+          <w:highlight w:val="red"/>
+        </w:rPr>
+      </w:pPr>
+    </w:p>
+    <w:p>
+      <w:pPr>
+        <w:rPr>
+          <w:rFonts w:ascii="Arial" w:hAnsi="Arial" w:cs="Arial"/>
+          <w:b/>
+          <w:bCs/>
+          <w:highlight w:val="red"/>
+        </w:rPr>
+      </w:pPr>
+      <w:r>
+        <w:rPr>
+          <w:rFonts w:ascii="Arial" w:hAnsi="Arial" w:cs="Arial"/>
+          <w:b/>
+          <w:bCs/>
+          <w:highlight w:val="red"/>
+        </w:rPr>
         <w:t xml:space="preserve">- </w:t>
       </w:r>
       <w:proofErr w:type="gramStart"/>
@@ -2367,7 +2970,7 @@
           <w:bCs/>
           <w:highlight w:val="red"/>
         </w:rPr>
-        <w:t>cartas</w:t>
+        <w:t>por</w:t>
       </w:r>
       <w:proofErr w:type="gramEnd"/>
       <w:r>
@@ -2377,28 +2980,29 @@
           <w:bCs/>
           <w:highlight w:val="red"/>
         </w:rPr>
-        <w:t xml:space="preserve"> de intenção</w:t>
-      </w:r>
-    </w:p>
-    <w:p>
-      <w:pPr>
+        <w:t xml:space="preserve"> que </w:t>
+      </w:r>
+      <w:proofErr w:type="gramStart"/>
+      <w:r>
         <w:rPr>
           <w:rFonts w:ascii="Arial" w:hAnsi="Arial" w:cs="Arial"/>
           <w:b/>
           <w:bCs/>
           <w:highlight w:val="red"/>
         </w:rPr>
-      </w:pPr>
-      <w:r>
+        <w:t>criar algo novo</w:t>
+      </w:r>
+      <w:proofErr w:type="gramEnd"/>
+    </w:p>
+    <w:p>
+      <w:pPr>
         <w:rPr>
           <w:rFonts w:ascii="Arial" w:hAnsi="Arial" w:cs="Arial"/>
           <w:b/>
           <w:bCs/>
           <w:highlight w:val="red"/>
         </w:rPr>
-        <w:t xml:space="preserve">- </w:t>
-      </w:r>
-      <w:proofErr w:type="gramStart"/>
+      </w:pPr>
       <w:r>
         <w:rPr>
           <w:rFonts w:ascii="Arial" w:hAnsi="Arial" w:cs="Arial"/>
@@ -2406,463 +3010,7 @@
           <w:bCs/>
           <w:highlight w:val="red"/>
         </w:rPr>
-        <w:t>feedback</w:t>
-      </w:r>
-      <w:proofErr w:type="gramEnd"/>
-      <w:r>
-        <w:rPr>
-          <w:rFonts w:ascii="Arial" w:hAnsi="Arial" w:cs="Arial"/>
-          <w:b/>
-          <w:bCs/>
-          <w:highlight w:val="red"/>
-        </w:rPr>
-        <w:t xml:space="preserve"> de usuários</w:t>
-      </w:r>
-    </w:p>
-    <w:p>
-      <w:pPr>
-        <w:rPr>
-          <w:rFonts w:ascii="Arial" w:hAnsi="Arial" w:cs="Arial"/>
-          <w:b/>
-          <w:bCs/>
-          <w:highlight w:val="red"/>
-        </w:rPr>
-      </w:pPr>
-      <w:r>
-        <w:rPr>
-          <w:rFonts w:ascii="Arial" w:hAnsi="Arial" w:cs="Arial"/>
-          <w:b/>
-          <w:bCs/>
-          <w:highlight w:val="red"/>
-        </w:rPr>
-        <w:t xml:space="preserve">- </w:t>
-      </w:r>
-      <w:proofErr w:type="gramStart"/>
-      <w:r>
-        <w:rPr>
-          <w:rFonts w:ascii="Arial" w:hAnsi="Arial" w:cs="Arial"/>
-          <w:b/>
-          <w:bCs/>
-          <w:highlight w:val="red"/>
-        </w:rPr>
-        <w:t>comentários</w:t>
-      </w:r>
-      <w:proofErr w:type="gramEnd"/>
-      <w:r>
-        <w:rPr>
-          <w:rFonts w:ascii="Arial" w:hAnsi="Arial" w:cs="Arial"/>
-          <w:b/>
-          <w:bCs/>
-          <w:highlight w:val="red"/>
-        </w:rPr>
-        <w:t xml:space="preserve"> de comunidades</w:t>
-      </w:r>
-    </w:p>
-    <w:p>
-      <w:pPr>
-        <w:rPr>
-          <w:rFonts w:ascii="Arial" w:hAnsi="Arial" w:cs="Arial"/>
-          <w:b/>
-          <w:bCs/>
-          <w:highlight w:val="red"/>
-        </w:rPr>
-      </w:pPr>
-      <w:r>
-        <w:rPr>
-          <w:rFonts w:ascii="Arial" w:hAnsi="Arial" w:cs="Arial"/>
-          <w:b/>
-          <w:bCs/>
-          <w:highlight w:val="red"/>
-        </w:rPr>
-        <w:t xml:space="preserve">- </w:t>
-      </w:r>
-      <w:proofErr w:type="gramStart"/>
-      <w:r>
-        <w:rPr>
-          <w:rFonts w:ascii="Arial" w:hAnsi="Arial" w:cs="Arial"/>
-          <w:b/>
-          <w:bCs/>
-          <w:highlight w:val="red"/>
-        </w:rPr>
-        <w:t>resultados</w:t>
-      </w:r>
-      <w:proofErr w:type="gramEnd"/>
-      <w:r>
-        <w:rPr>
-          <w:rFonts w:ascii="Arial" w:hAnsi="Arial" w:cs="Arial"/>
-          <w:b/>
-          <w:bCs/>
-          <w:highlight w:val="red"/>
-        </w:rPr>
-        <w:t xml:space="preserve"> de formulários</w:t>
-      </w:r>
-    </w:p>
-    <w:p>
-      <w:pPr>
-        <w:rPr>
-          <w:rFonts w:ascii="Arial" w:hAnsi="Arial" w:cs="Arial"/>
-          <w:b/>
-          <w:bCs/>
-          <w:highlight w:val="red"/>
-        </w:rPr>
-      </w:pPr>
-    </w:p>
-    <w:p>
-      <w:pPr>
-        <w:rPr>
-          <w:rFonts w:ascii="Arial" w:hAnsi="Arial" w:cs="Arial"/>
-          <w:b/>
-          <w:bCs/>
-          <w:highlight w:val="red"/>
-        </w:rPr>
-      </w:pPr>
-      <w:r>
-        <w:rPr>
-          <w:rFonts w:ascii="Arial" w:hAnsi="Arial" w:cs="Arial"/>
-          <w:b/>
-          <w:bCs/>
-          <w:highlight w:val="red"/>
-        </w:rPr>
-        <w:t>---</w:t>
-      </w:r>
-    </w:p>
-    <w:p>
-      <w:pPr>
-        <w:rPr>
-          <w:rFonts w:ascii="Arial" w:hAnsi="Arial" w:cs="Arial"/>
-          <w:b/>
-          <w:bCs/>
-          <w:highlight w:val="red"/>
-        </w:rPr>
-      </w:pPr>
-    </w:p>
-    <w:p>
-      <w:pPr>
-        <w:rPr>
-          <w:rFonts w:ascii="Arial" w:hAnsi="Arial" w:cs="Arial"/>
-          <w:b/>
-          <w:bCs/>
-          <w:highlight w:val="red"/>
-        </w:rPr>
-      </w:pPr>
-      <w:r>
-        <w:rPr>
-          <w:rFonts w:ascii="Arial" w:hAnsi="Arial" w:cs="Arial"/>
-          <w:b/>
-          <w:bCs/>
-          <w:highlight w:val="red"/>
-        </w:rPr>
-        <w:t>## 1.3 Análise de Soluções Existentes (Benchmark)</w:t>
-      </w:r>
-    </w:p>
-    <w:p>
-      <w:pPr>
-        <w:rPr>
-          <w:rFonts w:ascii="Arial" w:hAnsi="Arial" w:cs="Arial"/>
-          <w:b/>
-          <w:bCs/>
-          <w:highlight w:val="red"/>
-        </w:rPr>
-      </w:pPr>
-    </w:p>
-    <w:p>
-      <w:pPr>
-        <w:rPr>
-          <w:rFonts w:ascii="Arial" w:hAnsi="Arial" w:cs="Arial"/>
-          <w:b/>
-          <w:bCs/>
-          <w:highlight w:val="red"/>
-        </w:rPr>
-      </w:pPr>
-      <w:r>
-        <w:rPr>
-          <w:rFonts w:ascii="Arial" w:hAnsi="Arial" w:cs="Arial"/>
-          <w:b/>
-          <w:bCs/>
-          <w:highlight w:val="red"/>
-        </w:rPr>
-        <w:t>Investigue **3 a 5 soluções existentes** que tentam resolver o mesmo problema.</w:t>
-      </w:r>
-    </w:p>
-    <w:p>
-      <w:pPr>
-        <w:rPr>
-          <w:rFonts w:ascii="Arial" w:hAnsi="Arial" w:cs="Arial"/>
-          <w:b/>
-          <w:bCs/>
-          <w:highlight w:val="red"/>
-        </w:rPr>
-      </w:pPr>
-    </w:p>
-    <w:p>
-      <w:pPr>
-        <w:rPr>
-          <w:rFonts w:ascii="Arial" w:hAnsi="Arial" w:cs="Arial"/>
-          <w:b/>
-          <w:bCs/>
-          <w:highlight w:val="red"/>
-        </w:rPr>
-      </w:pPr>
-    </w:p>
-    <w:p>
-      <w:pPr>
-        <w:rPr>
-          <w:rFonts w:ascii="Arial" w:hAnsi="Arial" w:cs="Arial"/>
-          <w:b/>
-          <w:bCs/>
-          <w:highlight w:val="red"/>
-        </w:rPr>
-      </w:pPr>
-      <w:r>
-        <w:rPr>
-          <w:rFonts w:ascii="Arial" w:hAnsi="Arial" w:cs="Arial"/>
-          <w:b/>
-          <w:bCs/>
-          <w:highlight w:val="red"/>
-        </w:rPr>
-        <w:t>---</w:t>
-      </w:r>
-    </w:p>
-    <w:p>
-      <w:pPr>
-        <w:rPr>
-          <w:rFonts w:ascii="Arial" w:hAnsi="Arial" w:cs="Arial"/>
-          <w:b/>
-          <w:bCs/>
-          <w:highlight w:val="red"/>
-        </w:rPr>
-      </w:pPr>
-    </w:p>
-    <w:p>
-      <w:pPr>
-        <w:rPr>
-          <w:rFonts w:ascii="Arial" w:hAnsi="Arial" w:cs="Arial"/>
-          <w:b/>
-          <w:bCs/>
-          <w:highlight w:val="red"/>
-        </w:rPr>
-      </w:pPr>
-      <w:r>
-        <w:rPr>
-          <w:rFonts w:ascii="Arial" w:hAnsi="Arial" w:cs="Arial"/>
-          <w:b/>
-          <w:bCs/>
-          <w:highlight w:val="red"/>
-        </w:rPr>
-        <w:t>### Comparação</w:t>
-      </w:r>
-    </w:p>
-    <w:p>
-      <w:pPr>
-        <w:rPr>
-          <w:rFonts w:ascii="Arial" w:hAnsi="Arial" w:cs="Arial"/>
-          <w:b/>
-          <w:bCs/>
-          <w:highlight w:val="red"/>
-        </w:rPr>
-      </w:pPr>
-    </w:p>
-    <w:p>
-      <w:pPr>
-        <w:rPr>
-          <w:rFonts w:ascii="Arial" w:hAnsi="Arial" w:cs="Arial"/>
-          <w:b/>
-          <w:bCs/>
-          <w:highlight w:val="red"/>
-        </w:rPr>
-      </w:pPr>
-      <w:r>
-        <w:rPr>
-          <w:rFonts w:ascii="Arial" w:hAnsi="Arial" w:cs="Arial"/>
-          <w:b/>
-          <w:bCs/>
-          <w:highlight w:val="red"/>
-        </w:rPr>
-        <w:t>| Solução | Pontos Fortes | Limitações |</w:t>
-      </w:r>
-    </w:p>
-    <w:p>
-      <w:pPr>
-        <w:rPr>
-          <w:rFonts w:ascii="Arial" w:hAnsi="Arial" w:cs="Arial"/>
-          <w:b/>
-          <w:bCs/>
-          <w:highlight w:val="red"/>
-        </w:rPr>
-      </w:pPr>
-      <w:r>
-        <w:rPr>
-          <w:rFonts w:ascii="Arial" w:hAnsi="Arial" w:cs="Arial"/>
-          <w:b/>
-          <w:bCs/>
-          <w:highlight w:val="red"/>
-        </w:rPr>
-        <w:t>|---|---|---|</w:t>
-      </w:r>
-    </w:p>
-    <w:p>
-      <w:pPr>
-        <w:rPr>
-          <w:rFonts w:ascii="Arial" w:hAnsi="Arial" w:cs="Arial"/>
-          <w:b/>
-          <w:bCs/>
-          <w:highlight w:val="red"/>
-        </w:rPr>
-      </w:pPr>
-    </w:p>
-    <w:p>
-      <w:pPr>
-        <w:rPr>
-          <w:rFonts w:ascii="Arial" w:hAnsi="Arial" w:cs="Arial"/>
-          <w:b/>
-          <w:bCs/>
-          <w:highlight w:val="red"/>
-        </w:rPr>
-      </w:pPr>
-      <w:r>
-        <w:rPr>
-          <w:rFonts w:ascii="Arial" w:hAnsi="Arial" w:cs="Arial"/>
-          <w:b/>
-          <w:bCs/>
-          <w:highlight w:val="red"/>
-        </w:rPr>
-        <w:t>---</w:t>
-      </w:r>
-    </w:p>
-    <w:p>
-      <w:pPr>
-        <w:rPr>
-          <w:rFonts w:ascii="Arial" w:hAnsi="Arial" w:cs="Arial"/>
-          <w:b/>
-          <w:bCs/>
-          <w:highlight w:val="red"/>
-        </w:rPr>
-      </w:pPr>
-    </w:p>
-    <w:p>
-      <w:pPr>
-        <w:rPr>
-          <w:rFonts w:ascii="Arial" w:hAnsi="Arial" w:cs="Arial"/>
-          <w:b/>
-          <w:bCs/>
-          <w:highlight w:val="red"/>
-        </w:rPr>
-      </w:pPr>
-      <w:r>
-        <w:rPr>
-          <w:rFonts w:ascii="Arial" w:hAnsi="Arial" w:cs="Arial"/>
-          <w:b/>
-          <w:bCs/>
-          <w:highlight w:val="red"/>
-        </w:rPr>
-        <w:t>### Diferencial do Projeto</w:t>
-      </w:r>
-    </w:p>
-    <w:p>
-      <w:pPr>
-        <w:rPr>
-          <w:rFonts w:ascii="Arial" w:hAnsi="Arial" w:cs="Arial"/>
-          <w:b/>
-          <w:bCs/>
-          <w:highlight w:val="red"/>
-        </w:rPr>
-      </w:pPr>
-    </w:p>
-    <w:p>
-      <w:pPr>
-        <w:rPr>
-          <w:rFonts w:ascii="Arial" w:hAnsi="Arial" w:cs="Arial"/>
-          <w:b/>
-          <w:bCs/>
-          <w:highlight w:val="red"/>
-        </w:rPr>
-      </w:pPr>
-      <w:r>
-        <w:rPr>
-          <w:rFonts w:ascii="Arial" w:hAnsi="Arial" w:cs="Arial"/>
-          <w:b/>
-          <w:bCs/>
-          <w:highlight w:val="red"/>
-        </w:rPr>
-        <w:t>Explique claramente:</w:t>
-      </w:r>
-    </w:p>
-    <w:p>
-      <w:pPr>
-        <w:rPr>
-          <w:rFonts w:ascii="Arial" w:hAnsi="Arial" w:cs="Arial"/>
-          <w:b/>
-          <w:bCs/>
-          <w:highlight w:val="red"/>
-        </w:rPr>
-      </w:pPr>
-    </w:p>
-    <w:p>
-      <w:pPr>
-        <w:rPr>
-          <w:rFonts w:ascii="Arial" w:hAnsi="Arial" w:cs="Arial"/>
-          <w:b/>
-          <w:bCs/>
-          <w:highlight w:val="red"/>
-        </w:rPr>
-      </w:pPr>
-      <w:r>
-        <w:rPr>
-          <w:rFonts w:ascii="Arial" w:hAnsi="Arial" w:cs="Arial"/>
-          <w:b/>
-          <w:bCs/>
-          <w:highlight w:val="red"/>
-        </w:rPr>
-        <w:t xml:space="preserve">- </w:t>
-      </w:r>
-      <w:proofErr w:type="gramStart"/>
-      <w:r>
-        <w:rPr>
-          <w:rFonts w:ascii="Arial" w:hAnsi="Arial" w:cs="Arial"/>
-          <w:b/>
-          <w:bCs/>
-          <w:highlight w:val="red"/>
-        </w:rPr>
-        <w:t>por</w:t>
-      </w:r>
-      <w:proofErr w:type="gramEnd"/>
-      <w:r>
-        <w:rPr>
-          <w:rFonts w:ascii="Arial" w:hAnsi="Arial" w:cs="Arial"/>
-          <w:b/>
-          <w:bCs/>
-          <w:highlight w:val="red"/>
-        </w:rPr>
-        <w:t xml:space="preserve"> que </w:t>
-      </w:r>
-      <w:proofErr w:type="gramStart"/>
-      <w:r>
-        <w:rPr>
-          <w:rFonts w:ascii="Arial" w:hAnsi="Arial" w:cs="Arial"/>
-          <w:b/>
-          <w:bCs/>
-          <w:highlight w:val="red"/>
-        </w:rPr>
-        <w:t>criar algo novo</w:t>
-      </w:r>
-      <w:proofErr w:type="gramEnd"/>
-    </w:p>
-    <w:p>
-      <w:pPr>
-        <w:rPr>
-          <w:rFonts w:ascii="Arial" w:hAnsi="Arial" w:cs="Arial"/>
-          <w:b/>
-          <w:bCs/>
-          <w:highlight w:val="red"/>
-        </w:rPr>
-      </w:pPr>
-      <w:r>
-        <w:rPr>
-          <w:rFonts w:ascii="Arial" w:hAnsi="Arial" w:cs="Arial"/>
-          <w:b/>
-          <w:bCs/>
-          <w:highlight w:val="red"/>
-        </w:rPr>
+        <w:lastRenderedPageBreak/>
         <w:t xml:space="preserve">- </w:t>
       </w:r>
       <w:proofErr w:type="gramStart"/>
@@ -3170,7 +3318,6 @@
           <w:b/>
           <w:bCs/>
         </w:rPr>
-        <w:lastRenderedPageBreak/>
         <w:t xml:space="preserve">Perfil de usuário: </w:t>
       </w:r>
       <w:r>
@@ -3356,7 +3503,14 @@
         <w:rPr>
           <w:rFonts w:ascii="Arial" w:hAnsi="Arial" w:cs="Arial"/>
         </w:rPr>
-        <w:t>Desenvolver uma plataforma integrada para gestão e descoberta de recursos turísticos que centralize inventários por cidade, viabilize a pesquisa e filtragem de atrações, e ofereça roteiros personalizados com base no perfil e preferências dos usuários, promovendo maior visibilidade para negócios locais e fornecendo dados úteis para gestores públicos.</w:t>
+        <w:t xml:space="preserve">Desenvolver uma plataforma integrada para gestão e descoberta de recursos turísticos que centralize inventários por cidade, viabilize a pesquisa e filtragem de atrações, e ofereça roteiros personalizados com base no perfil e </w:t>
+      </w:r>
+      <w:r>
+        <w:rPr>
+          <w:rFonts w:ascii="Arial" w:hAnsi="Arial" w:cs="Arial"/>
+        </w:rPr>
+        <w:lastRenderedPageBreak/>
+        <w:t>preferências dos usuários, promovendo maior visibilidade para negócios locais e fornecendo dados úteis para gestores públicos.</w:t>
       </w:r>
     </w:p>
     <w:p>
@@ -3500,7 +3654,6 @@
         <w:rPr>
           <w:rFonts w:ascii="Arial" w:hAnsi="Arial" w:cs="Arial"/>
         </w:rPr>
-        <w:lastRenderedPageBreak/>
         <w:t>Criar um sistema de recomendação que sugira roteiros personalizados com base no perfil e preferências do usuário.</w:t>
       </w:r>
     </w:p>
@@ -3673,6 +3826,7 @@
         <w:rPr>
           <w:rFonts w:ascii="Arial" w:hAnsi="Arial" w:cs="Arial"/>
         </w:rPr>
+        <w:lastRenderedPageBreak/>
         <w:t>Redução do tempo de cadastro/atualização manual em ≥ 40%</w:t>
       </w:r>
     </w:p>
@@ -3868,7 +4022,6 @@
         <w:rPr>
           <w:rFonts w:ascii="Arial" w:hAnsi="Arial" w:cs="Arial"/>
         </w:rPr>
-        <w:lastRenderedPageBreak/>
         <w:t>Taxa de completude dos cadastros: ≥ 85% dos registros com principais campos preenchidos (nome, coordenadas, horário, preço/indicação e imagens).</w:t>
       </w:r>
     </w:p>
@@ -4183,7 +4336,6 @@
         <w:rPr>
           <w:rFonts w:ascii="Arial" w:hAnsi="Arial" w:cs="Arial"/>
         </w:rPr>
-        <w:lastRenderedPageBreak/>
         <w:t>Taxa de aceitação do roteiro (usuários que salvam/seguem o roteiro gerado): ≥ 30% durante o piloto.</w:t>
       </w:r>
     </w:p>
@@ -4396,6 +4548,7 @@
         <w:rPr>
           <w:rFonts w:ascii="Arial" w:hAnsi="Arial" w:cs="Arial"/>
         </w:rPr>
+        <w:lastRenderedPageBreak/>
         <w:t>Analytics</w:t>
       </w:r>
       <w:proofErr w:type="spellEnd"/>
@@ -4656,7 +4809,6 @@
         <w:rPr>
           <w:rFonts w:ascii="Arial" w:hAnsi="Arial" w:cs="Arial"/>
         </w:rPr>
-        <w:lastRenderedPageBreak/>
         <w:t>Objetivos: descobrir atrações relevantes na cidade de destino; montar um roteiro para 1–2 dias que encaixe em seu orçamento e preferências (cultura e gastronomia); acessar informações atualizadas sobre horários e reservas.</w:t>
       </w:r>
     </w:p>
@@ -4699,7 +4851,9 @@
           <w:rFonts w:ascii="Arial" w:hAnsi="Arial" w:cs="Arial"/>
           <w:b/>
           <w:bCs/>
-        </w:rPr>
+          <w:noProof/>
+        </w:rPr>
+        <w:lastRenderedPageBreak/>
         <w:drawing>
           <wp:inline distT="0" distB="0" distL="0" distR="0" wp14:anchorId="5322AC6B" wp14:editId="17508015">
             <wp:extent cx="2240280" cy="4637523"/>
@@ -4716,7 +4870,7 @@
                     <pic:cNvPicPr/>
                   </pic:nvPicPr>
                   <pic:blipFill>
-                    <a:blip r:embed="rId10"/>
+                    <a:blip r:embed="rId13"/>
                     <a:stretch>
                       <a:fillRect/>
                     </a:stretch>
@@ -4749,6 +4903,7 @@
           <w:rFonts w:ascii="Arial" w:hAnsi="Arial" w:cs="Arial"/>
           <w:b/>
           <w:bCs/>
+          <w:noProof/>
         </w:rPr>
         <w:drawing>
           <wp:inline distT="0" distB="0" distL="0" distR="0" wp14:anchorId="4E3B98D8" wp14:editId="04934123">
@@ -4766,7 +4921,7 @@
                     <pic:cNvPicPr/>
                   </pic:nvPicPr>
                   <pic:blipFill>
-                    <a:blip r:embed="rId11"/>
+                    <a:blip r:embed="rId14"/>
                     <a:stretch>
                       <a:fillRect/>
                     </a:stretch>
@@ -4925,7 +5080,6 @@
           <w:b/>
           <w:bCs/>
         </w:rPr>
-        <w:lastRenderedPageBreak/>
         <w:t>Autenticar / Recuperar senha</w:t>
       </w:r>
     </w:p>
@@ -5015,6 +5169,7 @@
         <w:rPr>
           <w:rFonts w:ascii="Arial" w:hAnsi="Arial" w:cs="Arial"/>
         </w:rPr>
+        <w:lastRenderedPageBreak/>
         <w:t>Descrição: criação e edição de registros de atrativos e serviços (nome, endereço, coordenadas, categoria, horários, preço, acessibilidade, imagens, contato).</w:t>
       </w:r>
     </w:p>
@@ -5275,7 +5430,6 @@
         <w:rPr>
           <w:rFonts w:ascii="Arial" w:hAnsi="Arial" w:cs="Arial"/>
         </w:rPr>
-        <w:lastRenderedPageBreak/>
         <w:t>Saídas: resultados ordenados por relevância e proximidade; links para detalhes.</w:t>
       </w:r>
     </w:p>
@@ -5369,6 +5523,7 @@
           <w:b/>
           <w:bCs/>
         </w:rPr>
+        <w:lastRenderedPageBreak/>
         <w:t>Gerar roteiro personalizado (motor de recomendação)</w:t>
       </w:r>
     </w:p>
@@ -5458,19 +5613,7 @@
         <w:rPr>
           <w:rFonts w:ascii="Arial" w:hAnsi="Arial" w:cs="Arial"/>
         </w:rPr>
-        <w:t xml:space="preserve">Descrição: usuário personaliza roteiro, adiciona notas e compartilha com outros usuários ou </w:t>
-      </w:r>
-      <w:r>
-        <w:rPr>
-          <w:rFonts w:ascii="Arial" w:hAnsi="Arial" w:cs="Arial"/>
-        </w:rPr>
-        <w:t>pública</w:t>
-      </w:r>
-      <w:r>
-        <w:rPr>
-          <w:rFonts w:ascii="Arial" w:hAnsi="Arial" w:cs="Arial"/>
-        </w:rPr>
-        <w:t>.</w:t>
+        <w:t>Descrição: usuário personaliza roteiro, adiciona notas e compartilha com outros usuários ou pública.</w:t>
       </w:r>
     </w:p>
     <w:p>
@@ -5683,7 +5826,6 @@
           <w:b/>
           <w:bCs/>
         </w:rPr>
-        <w:lastRenderedPageBreak/>
         <w:t>Gerenciar permissões / segurança / logs</w:t>
       </w:r>
     </w:p>
@@ -5760,7 +5902,9 @@
           <w:rFonts w:ascii="Arial" w:hAnsi="Arial" w:cs="Arial"/>
           <w:b/>
           <w:bCs/>
-        </w:rPr>
+          <w:noProof/>
+        </w:rPr>
+        <w:lastRenderedPageBreak/>
         <w:drawing>
           <wp:inline distT="0" distB="0" distL="0" distR="0" wp14:anchorId="522FFF07" wp14:editId="5F6A436D">
             <wp:extent cx="5400040" cy="2976245"/>
@@ -5777,7 +5921,7 @@
                     <pic:cNvPicPr/>
                   </pic:nvPicPr>
                   <pic:blipFill>
-                    <a:blip r:embed="rId12"/>
+                    <a:blip r:embed="rId15"/>
                     <a:stretch>
                       <a:fillRect/>
                     </a:stretch>
@@ -5983,7 +6127,6 @@
         <w:rPr>
           <w:rFonts w:ascii="Arial" w:hAnsi="Arial" w:cs="Arial"/>
         </w:rPr>
-        <w:lastRenderedPageBreak/>
         <w:t xml:space="preserve">RF05 — O </w:t>
       </w:r>
       <w:proofErr w:type="spellStart"/>
@@ -6050,6 +6193,7 @@
         <w:rPr>
           <w:rFonts w:ascii="Arial" w:hAnsi="Arial" w:cs="Arial"/>
         </w:rPr>
+        <w:lastRenderedPageBreak/>
         <w:t>RF07 — O sistema deve permitir que o proprietário/gestor solicite e receba selo de verificação para seu ponto/negócio mediante comprovação.</w:t>
       </w:r>
     </w:p>
@@ -6404,6 +6548,7 @@
         <w:rPr>
           <w:rFonts w:ascii="Arial" w:hAnsi="Arial" w:cs="Arial"/>
         </w:rPr>
+        <w:lastRenderedPageBreak/>
         <w:t>RF19 — O sistema deve permitir controle de permissões por papéis (usuário, negócio, moderador, administrador, gestor público) e restrição de acesso a funcionalidades sensíveis.</w:t>
       </w:r>
     </w:p>
@@ -6706,7 +6851,6 @@
           <w:b/>
           <w:bCs/>
         </w:rPr>
-        <w:lastRenderedPageBreak/>
         <w:t>6</w:t>
       </w:r>
       <w:r>
@@ -6758,6 +6902,7 @@
         <w:rPr>
           <w:rFonts w:ascii="Arial" w:hAnsi="Arial" w:cs="Arial"/>
         </w:rPr>
+        <w:lastRenderedPageBreak/>
         <w:t xml:space="preserve">RNF01 — O sistema deve responder a requisições de busca simples em até 300 </w:t>
       </w:r>
       <w:proofErr w:type="spellStart"/>
@@ -7038,7 +7183,6 @@
         <w:rPr>
           <w:rFonts w:ascii="Arial" w:hAnsi="Arial" w:cs="Arial"/>
         </w:rPr>
-        <w:lastRenderedPageBreak/>
         <w:t xml:space="preserve">RNF12 — Logs de auditoria devem registrar 100% das operações CRUD críticas com identificador do usuário, </w:t>
       </w:r>
       <w:proofErr w:type="spellStart"/>
@@ -7070,6 +7214,7 @@
         <w:rPr>
           <w:rFonts w:ascii="Arial" w:hAnsi="Arial" w:cs="Arial"/>
         </w:rPr>
+        <w:lastRenderedPageBreak/>
         <w:t>RNF13 — O sistema deve permitir revogação de consentimento pelo usuário e assegurar conformidade com requisitos básicos de privacidade (ex.: anonimização de dados quando solicitado).</w:t>
       </w:r>
     </w:p>
@@ -7389,7 +7534,6 @@
         <w:rPr>
           <w:rFonts w:ascii="Arial" w:hAnsi="Arial" w:cs="Arial"/>
         </w:rPr>
-        <w:lastRenderedPageBreak/>
         <w:t xml:space="preserve">RNF22 — O código deve ser acompanhado por testes automatizados: cobertura mínima 60% para backend crítico e testes </w:t>
       </w:r>
       <w:proofErr w:type="spellStart"/>
@@ -7442,6 +7586,7 @@
         <w:rPr>
           <w:rFonts w:ascii="Arial" w:hAnsi="Arial" w:cs="Arial"/>
         </w:rPr>
+        <w:lastRenderedPageBreak/>
         <w:t>RNF23 — Deve existir documentação técnica básica (</w:t>
       </w:r>
       <w:proofErr w:type="spellStart"/>
@@ -7796,7 +7941,6 @@
         <w:rPr>
           <w:rFonts w:ascii="Arial" w:hAnsi="Arial" w:cs="Arial"/>
         </w:rPr>
-        <w:lastRenderedPageBreak/>
         <w:t>Regra: Operações sensíveis só podem ser executadas por papéis autorizados (ex.: aprovadores/moderadores para publicar pontos verificados; administradores para configurações do sistema).</w:t>
       </w:r>
     </w:p>
@@ -7841,6 +7985,7 @@
         <w:rPr>
           <w:rFonts w:ascii="Arial" w:hAnsi="Arial" w:cs="Arial"/>
         </w:rPr>
+        <w:lastRenderedPageBreak/>
         <w:t>RB03 — Verificação para selo “verificado”</w:t>
       </w:r>
     </w:p>
@@ -8122,7 +8267,6 @@
         <w:rPr>
           <w:rFonts w:ascii="Arial" w:hAnsi="Arial" w:cs="Arial"/>
         </w:rPr>
-        <w:lastRenderedPageBreak/>
         <w:t>Ação: Excluir candidatos do roteiro fora do horário, ou sugerir alternativa/alerta com justificativa.</w:t>
       </w:r>
     </w:p>
@@ -8153,6 +8297,7 @@
         <w:rPr>
           <w:rFonts w:ascii="Arial" w:hAnsi="Arial" w:cs="Arial"/>
         </w:rPr>
+        <w:lastRenderedPageBreak/>
         <w:t>Regra: Quando múltiplos usuários editam a mesma ficha simultaneamente, o sistema deve bloquear a edição (</w:t>
       </w:r>
       <w:proofErr w:type="spellStart"/>
@@ -8465,8 +8610,14 @@
         <w:rPr>
           <w:rFonts w:ascii="Arial" w:hAnsi="Arial" w:cs="Arial"/>
         </w:rPr>
+        <w:t xml:space="preserve">O projeto não incluirá integração com sensores IoT, câmeras de vigilância ou captura em tempo real de condições ambientais (por </w:t>
+      </w:r>
+      <w:r>
+        <w:rPr>
+          <w:rFonts w:ascii="Arial" w:hAnsi="Arial" w:cs="Arial"/>
+        </w:rPr>
         <w:lastRenderedPageBreak/>
-        <w:t>O projeto não incluirá integração com sensores IoT, câmeras de vigilância ou captura em tempo real de condições ambientais (por exemplo, lotação ao vivo, câmeras de tráfego). Alertas e fechamentos poderão ser atualizados via contribuições de usuários e órgãos oficiais.</w:t>
+        <w:t>exemplo, lotação ao vivo, câmeras de tráfego). Alertas e fechamentos poderão ser atualizados via contribuições de usuários e órgãos oficiais.</w:t>
       </w:r>
     </w:p>
     <w:p>
@@ -8753,8 +8904,14 @@
         <w:rPr>
           <w:rFonts w:ascii="Arial" w:hAnsi="Arial" w:cs="Arial"/>
         </w:rPr>
+        <w:t xml:space="preserve">O sistema não assumirá responsabilidades legais ou administrativas dos negócios cadastrados (ex.: certificações, licenças, fiscalização); ele </w:t>
+      </w:r>
+      <w:r>
+        <w:rPr>
+          <w:rFonts w:ascii="Arial" w:hAnsi="Arial" w:cs="Arial"/>
+        </w:rPr>
         <w:lastRenderedPageBreak/>
-        <w:t>O sistema não assumirá responsabilidades legais ou administrativas dos negócios cadastrados (ex.: certificações, licenças, fiscalização); ele apenas exibirá informações declaradas e/ou verificadas conforme regras internas.</w:t>
+        <w:t>apenas exibirá informações declaradas e/ou verificadas conforme regras internas.</w:t>
       </w:r>
     </w:p>
     <w:p>
@@ -8880,6 +9037,7 @@
           <w:rFonts w:ascii="Arial" w:hAnsi="Arial" w:cs="Arial"/>
           <w:b/>
           <w:bCs/>
+          <w:noProof/>
         </w:rPr>
         <w:drawing>
           <wp:inline distT="0" distB="0" distL="0" distR="0" wp14:anchorId="7FFCEB9A" wp14:editId="16028107">
@@ -8897,7 +9055,7 @@
                     <pic:cNvPicPr/>
                   </pic:nvPicPr>
                   <pic:blipFill>
-                    <a:blip r:embed="rId13"/>
+                    <a:blip r:embed="rId16"/>
                     <a:stretch>
                       <a:fillRect/>
                     </a:stretch>
@@ -8966,6 +9124,7 @@
           <w:rFonts w:ascii="Arial" w:hAnsi="Arial" w:cs="Arial"/>
           <w:b/>
           <w:bCs/>
+          <w:noProof/>
         </w:rPr>
         <w:drawing>
           <wp:inline distT="0" distB="0" distL="0" distR="0" wp14:anchorId="6822D0A6" wp14:editId="35C66D9F">
@@ -8983,7 +9142,7 @@
                     <pic:cNvPicPr/>
                   </pic:nvPicPr>
                   <pic:blipFill>
-                    <a:blip r:embed="rId14"/>
+                    <a:blip r:embed="rId17"/>
                     <a:stretch>
                       <a:fillRect/>
                     </a:stretch>
@@ -9052,6 +9211,7 @@
           <w:rFonts w:ascii="Arial" w:hAnsi="Arial" w:cs="Arial"/>
           <w:b/>
           <w:bCs/>
+          <w:noProof/>
         </w:rPr>
         <w:lastRenderedPageBreak/>
         <w:drawing>
@@ -9070,7 +9230,7 @@
                     <pic:cNvPicPr/>
                   </pic:nvPicPr>
                   <pic:blipFill>
-                    <a:blip r:embed="rId15"/>
+                    <a:blip r:embed="rId18"/>
                     <a:stretch>
                       <a:fillRect/>
                     </a:stretch>
@@ -9113,6 +9273,7 @@
           <w:rFonts w:ascii="Arial" w:hAnsi="Arial" w:cs="Arial"/>
           <w:b/>
           <w:bCs/>
+          <w:noProof/>
         </w:rPr>
         <w:drawing>
           <wp:inline distT="0" distB="0" distL="0" distR="0" wp14:anchorId="45DBE6B9" wp14:editId="59EDAED4">
@@ -9130,7 +9291,7 @@
                     <pic:cNvPicPr/>
                   </pic:nvPicPr>
                   <pic:blipFill>
-                    <a:blip r:embed="rId16"/>
+                    <a:blip r:embed="rId19"/>
                     <a:stretch>
                       <a:fillRect/>
                     </a:stretch>
@@ -11131,7 +11292,7 @@
           <w:sz w:val="32"/>
           <w:szCs w:val="32"/>
         </w:rPr>
-        <w:t xml:space="preserve"> Mo</w:t>
+        <w:t xml:space="preserve"> </w:t>
       </w:r>
       <w:proofErr w:type="spellStart"/>
       <w:r>
@@ -11142,7 +11303,7 @@
           <w:sz w:val="32"/>
           <w:szCs w:val="32"/>
         </w:rPr>
-        <w:t>ckups</w:t>
+        <w:t>Mockups</w:t>
       </w:r>
       <w:proofErr w:type="spellEnd"/>
       <w:r>
@@ -25734,6 +25895,7 @@
   <w:style w:type="character" w:default="1" w:styleId="Fontepargpadro">
     <w:name w:val="Default Paragraph Font"/>
     <w:uiPriority w:val="1"/>
+    <w:semiHidden/>
     <w:unhideWhenUsed/>
   </w:style>
   <w:style w:type="table" w:default="1" w:styleId="Tabelanormal">
